--- a/Textes/Текст страницы - Подбор водителей грузового автомобиля.docx
+++ b/Textes/Текст страницы - Подбор водителей грузового автомобиля.docx
@@ -1578,6 +1578,97 @@
         </w:rPr>
         <w:t>чала первичного отбора.</w:t>
       </w:r>
+    </w:p>
+    <w:p>
+      <w:r>
+        <w:br w:type="page"/>
+      </w:r>
+    </w:p>
+    <w:p>
+      <w:bookmarkStart w:id="1" w:name="license_0_code"/>
+      <w:r>
+        <w:t>B / C</w:t>
+      </w:r>
+      <w:bookmarkEnd w:id="1"/>
+    </w:p>
+    <w:p>
+      <w:bookmarkStart w:id="2" w:name="license_0_label"/>
+      <w:r>
+        <w:t>Категория по характеристикам автомобиля</w:t>
+      </w:r>
+      <w:bookmarkEnd w:id="2"/>
+    </w:p>
+    <w:p>
+      <w:bookmarkStart w:id="3" w:name="license_0_title"/>
+      <w:pPr>
+        <w:pStyle w:val="21"/>
+      </w:pPr>
+      <w:r>
+        <w:t>Водитель для вашего класса грузового автомобиля</w:t>
+      </w:r>
+      <w:bookmarkEnd w:id="3"/>
+    </w:p>
+    <w:p>
+      <w:bookmarkStart w:id="4" w:name="license_0_intro"/>
+      <w:r>
+        <w:t>Предоставляем водителей для бортовых автомобилей, фургонов и других грузовых машин. Требования к правам определяем по разрешённой максимальной массе конкретного автомобиля.</w:t>
+      </w:r>
+      <w:bookmarkEnd w:id="4"/>
+    </w:p>
+    <w:p>
+      <w:bookmarkStart w:id="5" w:name="license_0_note"/>
+      <w:r>
+        <w:t>Порог 3,5 т относится к разрешённой максимальной массе, а не к массе перевозимого груза. При работе с тяжёлым прицепом отдельно проверяем право управления соответствующим составом.</w:t>
+      </w:r>
+      <w:bookmarkEnd w:id="5"/>
+    </w:p>
+    <w:p>
+      <w:bookmarkStart w:id="6" w:name="license_0_brief"/>
+      <w:r>
+        <w:t>Сообщите модель, разрешённую максимальную массу, тип кузова, маршрут и график.</w:t>
+      </w:r>
+      <w:bookmarkEnd w:id="6"/>
+    </w:p>
+    <w:p>
+      <w:bookmarkStart w:id="7" w:name="license_0_item_0_title"/>
+      <w:pPr>
+        <w:pStyle w:val="31"/>
+      </w:pPr>
+      <w:r>
+        <w:t>До 3,5 т — B</w:t>
+      </w:r>
+      <w:bookmarkEnd w:id="7"/>
+    </w:p>
+    <w:p>
+      <w:bookmarkStart w:id="8" w:name="license_0_item_0_body"/>
+      <w:r>
+        <w:t>Для малотоннажного грузового автомобиля учитываем маршруты, работу со складом и опыт перевозки небольших партий материалов.</w:t>
+      </w:r>
+      <w:bookmarkEnd w:id="8"/>
+    </w:p>
+    <w:p>
+      <w:bookmarkStart w:id="9" w:name="license_0_item_1_title"/>
+      <w:pPr>
+        <w:pStyle w:val="31"/>
+      </w:pPr>
+      <w:r>
+        <w:t>Свыше 3,5 т — C</w:t>
+      </w:r>
+      <w:bookmarkEnd w:id="9"/>
+    </w:p>
+    <w:p>
+      <w:bookmarkStart w:id="10" w:name="license_0_item_1_body"/>
+      <w:r>
+        <w:t>Для тяжёлого грузового автомобиля проверяем опыт на нужном типе машины, городских и межобъектных маршрутах.</w:t>
+      </w:r>
+      <w:bookmarkEnd w:id="10"/>
+    </w:p>
+    <w:p>
+      <w:bookmarkStart w:id="11" w:name="license_0_linkText"/>
+      <w:r>
+        <w:t>Водители для легковых и малотоннажных автомобилей</w:t>
+      </w:r>
+      <w:bookmarkEnd w:id="11"/>
     </w:p>
     <w:sectPr>
       <w:pgSz w:w="12240" w:h="15840"/>
